--- a/caso-socorro-baron/SOLICITUD_MEDIDAS_CAUTELARES_CARMEN_SOCORRO_BARON.docx
+++ b/caso-socorro-baron/SOLICITUD_MEDIDAS_CAUTELARES_CARMEN_SOCORRO_BARON.docx
@@ -420,7 +420,7 @@
           <w:b w:val="0"/>
           <w:i w:val="0"/>
         </w:rPr>
-        <w:t xml:space="preserve"> al señor Registrador de Instrumentos Públicos de Cúcuta (Avenida 0 No. 9-30, Centro, San José de Cúcuta; correo ofiregiscucuta@supernotariado.gov.co) a fin de que inscriba la medida en el folio respectivo y remita al Despacho el certificado sobre la situación jurídica del inmueble (artículo 593, numeral 1, CGP). Una vez inscrito el embargo, solicito decretar el </w:t>
+        <w:t xml:space="preserve"> al señor Registrador de Instrumentos Públicos de Cúcuta (Avenida 0 No. 9-30, Centro, San José de Cúcuta; correo ofiregiscucuta@supernotariado.gov.co) a fin de que inscriba la medida en el folio respectivo y remita al Despacho el certificado sobre la situación jurídica del inmueble (artículo 593, numeral 1, CGP). La parte ejecutante se reserva la facultad de solicitar el </w:t>
       </w:r>
       <w:r>
         <w:rPr>
@@ -434,7 +434,7 @@
           <w:b w:val="0"/>
           <w:i w:val="0"/>
         </w:rPr>
-        <w:t xml:space="preserve"> del inmueble y comisionar para su práctica a quien corresponda (artículo 595 CGP).</w:t>
+        <w:t xml:space="preserve"> del inmueble una vez inscrito el embargo y en la oportunidad procesal que resulte conveniente (artículos 599 y 601 CGP).</w:t>
       </w:r>
     </w:p>
     <w:p>
@@ -490,7 +490,7 @@
           <w:b w:val="0"/>
           <w:i w:val="0"/>
         </w:rPr>
-        <w:t xml:space="preserve"> del salario y demás emolumentos que devenga la demandada MARÍA DEL PILAR BARÓN </w:t>
+        <w:t xml:space="preserve"> del salario que devenga la demandada MARÍA DEL PILAR BARÓN </w:t>
       </w:r>
       <w:r>
         <w:rPr>
@@ -534,7 +534,21 @@
           <w:b w:val="0"/>
           <w:i w:val="0"/>
         </w:rPr>
-        <w:t>, dentro de los límites de los artículos 154 a 156 del Código Sustantivo del Trabajo y 594 del Código General del Proceso, y extensivo a las prestaciones sociales y a las cesantías únicamente en la proporción y forma que la ley autoriza.</w:t>
+        <w:t xml:space="preserve">, dentro de los límites de los artículos 154 a 156 del Código Sustantivo del Trabajo y 593 y 594 del Código General del Proceso, </w:t>
+      </w:r>
+      <w:r>
+        <w:rPr>
+          <w:b/>
+          <w:i w:val="0"/>
+        </w:rPr>
+        <w:t>con exclusión de las prestaciones sociales</w:t>
+      </w:r>
+      <w:r>
+        <w:rPr>
+          <w:b w:val="0"/>
+          <w:i w:val="0"/>
+        </w:rPr>
+        <w:t xml:space="preserve"> (artículo 344 del Código Sustantivo del Trabajo).</w:t>
       </w:r>
     </w:p>
     <w:p>
@@ -575,7 +589,7 @@
           <w:b w:val="0"/>
           <w:i w:val="0"/>
         </w:rPr>
-        <w:t>, indicando el número de radicación del proceso, y para que informe al Despacho el cargo, el salario y la forma de pago de la demandada, con la prevención de que, en caso de no hacerlo, responderá por dichos valores (artículo 593 CGP).</w:t>
+        <w:t>, indicando el número de radicación del proceso, y para que informe al Despacho el cargo, el salario devengado y la forma de pago de la demandada, con la prevención de que, si no efectúa la retención y consignación ordenadas, responderá por dichos valores (artículo 593 CGP).</w:t>
       </w:r>
     </w:p>
     <w:p>
@@ -590,87 +604,7 @@
           <w:i w:val="0"/>
           <w:sz w:val="24"/>
         </w:rPr>
-        <w:t xml:space="preserve">3. EMBARGO DE DINEROS EN CUENTAS Y PRODUCTOS FINANCIEROS </w:t>
-      </w:r>
-      <w:r>
-        <w:rPr>
-          <w:b/>
-          <w:i w:val="0"/>
-          <w:sz w:val="24"/>
-          <w:highlight w:val="yellow"/>
-        </w:rPr>
-        <w:t>(opcional)</w:t>
-      </w:r>
-    </w:p>
-    <w:p>
-      <w:pPr>
-        <w:spacing w:after="120" w:before="0"/>
-        <w:jc w:val="both"/>
-      </w:pPr>
-      <w:r>
-        <w:rPr>
-          <w:b w:val="0"/>
-          <w:i w:val="0"/>
-        </w:rPr>
-        <w:t xml:space="preserve">Solicito decretar el </w:t>
-      </w:r>
-      <w:r>
-        <w:rPr>
-          <w:b/>
-          <w:i w:val="0"/>
-        </w:rPr>
-        <w:t>embargo</w:t>
-      </w:r>
-      <w:r>
-        <w:rPr>
-          <w:b w:val="0"/>
-          <w:i w:val="0"/>
-        </w:rPr>
-        <w:t xml:space="preserve"> de los dineros depositados en cuentas de ahorro, cuentas corrientes, certificados de depósito a término y demás productos financieros que la demandada MARÍA DEL PILAR BARÓN </w:t>
-      </w:r>
-      <w:r>
-        <w:rPr>
-          <w:b/>
-          <w:i w:val="0"/>
-          <w:highlight w:val="yellow"/>
-        </w:rPr>
-        <w:t>GALINDO</w:t>
-      </w:r>
-      <w:r>
-        <w:rPr>
-          <w:b w:val="0"/>
-          <w:i w:val="0"/>
-        </w:rPr>
-        <w:t xml:space="preserve">, C.C. 27.682.594, tenga o llegare a tener en las entidades </w:t>
-      </w:r>
-      <w:r>
-        <w:rPr>
-          <w:b/>
-          <w:i w:val="0"/>
-        </w:rPr>
-        <w:t>Bancolombia S.A. (incluida su plataforma Nequi), Banco Davivienda S.A. (incluida su plataforma Daviplata), Banco de Bogotá S.A., BBVA Colombia S.A., Banco de Occidente S.A., Banco Agrario de Colombia S.A., Banco Popular S.A., Banco Caja Social S.A. y Scotiabank Colpatria S.A.</w:t>
-      </w:r>
-      <w:r>
-        <w:rPr>
-          <w:b w:val="0"/>
-          <w:i w:val="0"/>
-        </w:rPr>
-        <w:t>, respetando el monto inembargable previsto en el artículo 126, numeral 4, del Estatuto Orgánico del Sistema Financiero, para lo cual solicito librar los oficios correspondientes (artículo 593 CGP).</w:t>
-      </w:r>
-    </w:p>
-    <w:p>
-      <w:pPr>
-        <w:keepNext/>
-        <w:spacing w:after="120" w:before="240"/>
-        <w:jc w:val="left"/>
-      </w:pPr>
-      <w:r>
-        <w:rPr>
-          <w:b/>
-          <w:i w:val="0"/>
-          <w:sz w:val="24"/>
-        </w:rPr>
-        <w:t>4. LÍMITE DE LAS MEDIDAS Y TRÁMITE DE LOS OFICIOS</w:t>
+        <w:t>3. LÍMITE DE LAS MEDIDAS Y TRÁMITE DE LOS OFICIOS</w:t>
       </w:r>
     </w:p>
     <w:p>
@@ -724,7 +658,7 @@
           <w:b w:val="0"/>
           <w:i w:val="0"/>
         </w:rPr>
-        <w:t xml:space="preserve"> hasta que las medidas se practiquen y que no se incluyan en el traslado de la demanda a la ejecutada, en aplicación del artículo 599 del CGP y del inciso segundo del artículo 6 de la Ley 2213 de 2022.</w:t>
+        <w:t xml:space="preserve"> hasta que las medidas se practiquen y que no se incluyan en el traslado de la demanda a la ejecutada, en aplicación del artículo 599 del CGP y del artículo 6 de la Ley 2213 de 2022.</w:t>
       </w:r>
     </w:p>
     <w:p>
@@ -752,7 +686,7 @@
           <w:b w:val="0"/>
           <w:i w:val="0"/>
         </w:rPr>
-        <w:t>Artículos 593, 594, 595, 597, 599 y 600 del Código General del Proceso; artículos 154, 155 y 156 del Código Sustantivo del Trabajo; artículo 126 del Estatuto Orgánico del Sistema Financiero (Decreto 663 de 1993); artículo 6 de la Ley 2213 de 2022.</w:t>
+        <w:t>Artículos 593, 594, 597, 599, 600 y 601 del Código General del Proceso; artículos 154, 155, 156 y 344 del Código Sustantivo del Trabajo; artículo 6 de la Ley 2213 de 2022.</w:t>
       </w:r>
     </w:p>
     <w:p>

--- a/caso-socorro-baron/SOLICITUD_MEDIDAS_CAUTELARES_CARMEN_SOCORRO_BARON.docx
+++ b/caso-socorro-baron/SOLICITUD_MEDIDAS_CAUTELARES_CARMEN_SOCORRO_BARON.docx
@@ -25,7 +25,7 @@
           <w:b/>
           <w:i w:val="0"/>
         </w:rPr>
-        <w:t>JUEZ MUNICIPAL DE PEQUEÑAS CAUSAS Y COMPETENCIA MÚLTIPLE (O CIVIL MUNICIPAL) DE SAN JOSÉ DE CÚCUTA – REPARTO</w:t>
+        <w:t>JUEZ MUNICIPAL DE PEQUEÑAS CAUSAS Y COMPETENCIA MÚLTIPLE DE SAN JOSÉ DE CÚCUTA (REPARTO)</w:t>
       </w:r>
     </w:p>
     <w:p>
@@ -273,7 +273,15 @@
           <w:b/>
           <w:i w:val="0"/>
         </w:rPr>
-        <w:t>MARÍA DEL PILAR BARÓN [[GALINDO]]</w:t>
+        <w:t xml:space="preserve">MARÍA DEL PILAR BARÓN </w:t>
+      </w:r>
+      <w:r>
+        <w:rPr>
+          <w:b/>
+          <w:i w:val="0"/>
+          <w:highlight w:val="yellow"/>
+        </w:rPr>
+        <w:t>GALINDO</w:t>
       </w:r>
       <w:r>
         <w:rPr>
@@ -393,7 +401,22 @@
           <w:b w:val="0"/>
           <w:i w:val="0"/>
         </w:rPr>
-        <w:t xml:space="preserve"> de la Oficina de Registro de Instrumentos Públicos de Cúcuta, ubicado en la Calle 22 A No. 4-101, Apartamento 102, Manzana N, Urbanización Prados del Norte (Ures 20), San José de Cúcuta, conforme al certificado de tradición y libertad que se anexa a la demanda.</w:t>
+        <w:t xml:space="preserve"> de la Oficina de Registro de Instrumentos Públicos de Cúcuta, ubicado en la Calle 22 A No. 4-101, Apartamento 102, Manzana N, Urbanización Prados del Norte (Ures 20), San José de Cúcuta </w:t>
+      </w:r>
+      <w:r>
+        <w:rPr>
+          <w:b/>
+          <w:i w:val="0"/>
+          <w:highlight w:val="yellow"/>
+        </w:rPr>
+        <w:t>transcribir la dirección tal como figure en el certificado de tradición</w:t>
+      </w:r>
+      <w:r>
+        <w:rPr>
+          <w:b w:val="0"/>
+          <w:i w:val="0"/>
+        </w:rPr>
+        <w:t>, conforme al certificado de tradición y libertad que se anexa a la demanda.</w:t>
       </w:r>
     </w:p>
     <w:p>
@@ -490,7 +513,7 @@
           <w:b w:val="0"/>
           <w:i w:val="0"/>
         </w:rPr>
-        <w:t xml:space="preserve"> del salario que devenga la demandada MARÍA DEL PILAR BARÓN </w:t>
+        <w:t xml:space="preserve"> del salario (artículo 127 del Código Sustantivo del Trabajo) que devenga la demandada MARÍA DEL PILAR BARÓN </w:t>
       </w:r>
       <w:r>
         <w:rPr>
@@ -519,7 +542,7 @@
           <w:b w:val="0"/>
           <w:i w:val="0"/>
         </w:rPr>
-        <w:t xml:space="preserve">, NIT 890.500.675-6, con sede principal en la Avenida 2 No. 13-75, Barrio La Playa, Edificio Comfaoriente, San José de Cúcuta, </w:t>
+        <w:t xml:space="preserve">, NIT 890.500.675-6, con sede principal en la Avenida 2 No. 13-75, Barrio La Playa, Edificio Comfaoriente, San José de Cúcuta, correo de notificaciones judiciales </w:t>
       </w:r>
       <w:r>
         <w:rPr>
@@ -527,7 +550,7 @@
           <w:i w:val="0"/>
           <w:highlight w:val="yellow"/>
         </w:rPr>
-        <w:t>correo de notificaciones judiciales según certificado de la Cámara de Comercio</w:t>
+        <w:t>CORREO DE NOTIFICACIONES JUDICIALES DE COMFAORIENTE</w:t>
       </w:r>
       <w:r>
         <w:rPr>
@@ -624,7 +647,36 @@
           <w:b/>
           <w:i w:val="0"/>
         </w:rPr>
-        <w:t>doble del crédito cobrado, sus intereses y las costas</w:t>
+        <w:t>doble del crédito cobrado</w:t>
+      </w:r>
+      <w:r>
+        <w:rPr>
+          <w:b w:val="0"/>
+          <w:i w:val="0"/>
+        </w:rPr>
+        <w:t xml:space="preserve"> (capital de $</w:t>
+      </w:r>
+      <w:r>
+        <w:rPr>
+          <w:b/>
+          <w:i w:val="0"/>
+          <w:highlight w:val="yellow"/>
+        </w:rPr>
+        <w:t>21.106.522</w:t>
+      </w:r>
+      <w:r>
+        <w:rPr>
+          <w:b w:val="0"/>
+          <w:i w:val="0"/>
+        </w:rPr>
+        <w:t xml:space="preserve">), </w:t>
+      </w:r>
+      <w:r>
+        <w:rPr>
+          <w:b/>
+          <w:i w:val="0"/>
+        </w:rPr>
+        <w:t>sus intereses y las costas</w:t>
       </w:r>
       <w:r>
         <w:rPr>
@@ -686,7 +738,7 @@
           <w:b w:val="0"/>
           <w:i w:val="0"/>
         </w:rPr>
-        <w:t>Artículos 593, 594, 597, 599, 600 y 601 del Código General del Proceso; artículos 154, 155, 156 y 344 del Código Sustantivo del Trabajo; artículo 6 de la Ley 2213 de 2022.</w:t>
+        <w:t>Artículos 593, 594, 599 y 601 del Código General del Proceso; artículos 154, 155, 156 y 344 del Código Sustantivo del Trabajo; artículo 6 de la Ley 2213 de 2022.</w:t>
       </w:r>
     </w:p>
     <w:p>
@@ -723,7 +775,7 @@
           <w:i w:val="0"/>
           <w:highlight w:val="yellow"/>
         </w:rPr>
-        <w:t>FECHA DE EXPEDICIÓN</w:t>
+        <w:t>FECHA DE EXPEDICIÓN, dentro de los 30 días anteriores a la radicación</w:t>
       </w:r>
       <w:r>
         <w:rPr>
@@ -743,7 +795,7 @@
           <w:b w:val="0"/>
           <w:i w:val="0"/>
         </w:rPr>
-        <w:t>Del señor(a) Juez, atentamente,</w:t>
+        <w:t>Atentamente,</w:t>
       </w:r>
     </w:p>
     <w:p>
